--- a/manuscript/AuthorResponse.docx
+++ b/manuscript/AuthorResponse.docx
@@ -946,37 +946,14 @@
           <w:b/>
           <w:bCs/>
         </w:rPr>
-        <w:t xml:space="preserve"> “Introduction</w:t>
-      </w:r>
-      <w:proofErr w:type="gramStart"/>
-      <w:r>
-        <w:rPr>
-          <w:b/>
-          <w:bCs/>
-        </w:rPr>
-        <w:t xml:space="preserve">”, </w:t>
-      </w:r>
-      <w:r>
-        <w:rPr>
-          <w:b/>
-          <w:bCs/>
-        </w:rPr>
-        <w:t xml:space="preserve"> </w:t>
-      </w:r>
-      <w:r>
-        <w:rPr>
-          <w:b/>
-          <w:bCs/>
-        </w:rPr>
-        <w:t>“</w:t>
-      </w:r>
-      <w:proofErr w:type="gramEnd"/>
-      <w:r>
-        <w:rPr>
-          <w:b/>
-          <w:bCs/>
-        </w:rPr>
-        <w:t>Example: southern elephant seal”</w:t>
+        <w:t xml:space="preserve"> “Introduction”, </w:t>
+      </w:r>
+      <w:r>
+        <w:rPr>
+          <w:b/>
+          <w:bCs/>
+        </w:rPr>
+        <w:t>“Example: southern elephant seal”</w:t>
       </w:r>
       <w:r>
         <w:rPr>
@@ -1039,7 +1016,21 @@
           <w:b/>
           <w:bCs/>
         </w:rPr>
-        <w:t xml:space="preserve">Unfortunately, overlap between state-dependent distributions is not a diagnostic for non-independence. </w:t>
+        <w:t xml:space="preserve">Unfortunately, overlap between state-dependent </w:t>
+      </w:r>
+      <w:r>
+        <w:rPr>
+          <w:b/>
+          <w:bCs/>
+        </w:rPr>
+        <w:t xml:space="preserve">observation </w:t>
+      </w:r>
+      <w:r>
+        <w:rPr>
+          <w:b/>
+          <w:bCs/>
+        </w:rPr>
+        <w:t xml:space="preserve">distributions is not a diagnostic for non-independence. </w:t>
       </w:r>
       <w:r>
         <w:rPr>
@@ -4192,80 +4183,6 @@
         </w:rPr>
         <w:t xml:space="preserve"> </w:t>
       </w:r>
-      <w:del w:id="0" w:author="Brett.McClintock" w:date="2026-07-15T13:43:00Z">
-        <w:r>
-          <w:rPr>
-            <w:b/>
-            <w:bCs/>
-            <w:color w:val="000000"/>
-          </w:rPr>
-          <w:delText>We reiterate that an overarchi</w:delText>
-        </w:r>
-        <w:r>
-          <w:rPr>
-            <w:b/>
-            <w:bCs/>
-            <w:color w:val="000000"/>
-          </w:rPr>
-          <w:delText>ng</w:delText>
-        </w:r>
-        <w:r>
-          <w:rPr>
-            <w:b/>
-            <w:bCs/>
-            <w:color w:val="000000"/>
-          </w:rPr>
-          <w:delText xml:space="preserve"> goal of this paper is to provide models that </w:delText>
-        </w:r>
-        <w:r>
-          <w:rPr>
-            <w:b/>
-            <w:bCs/>
-            <w:color w:val="000000"/>
-          </w:rPr>
-          <w:delText>address</w:delText>
-        </w:r>
-        <w:r>
-          <w:rPr>
-            <w:b/>
-            <w:bCs/>
-            <w:color w:val="000000"/>
-          </w:rPr>
-          <w:delText xml:space="preserve"> the issue of correlated steps and turns </w:delText>
-        </w:r>
-        <w:r>
-          <w:rPr>
-            <w:b/>
-            <w:bCs/>
-            <w:color w:val="000000"/>
-          </w:rPr>
-          <w:delText>using methods and</w:delText>
-        </w:r>
-        <w:r>
-          <w:rPr>
-            <w:b/>
-            <w:bCs/>
-            <w:color w:val="000000"/>
-          </w:rPr>
-          <w:delText xml:space="preserve"> software that </w:delText>
-        </w:r>
-        <w:r>
-          <w:rPr>
-            <w:b/>
-            <w:bCs/>
-            <w:color w:val="000000"/>
-          </w:rPr>
-          <w:delText>are</w:delText>
-        </w:r>
-        <w:r>
-          <w:rPr>
-            <w:b/>
-            <w:bCs/>
-            <w:color w:val="000000"/>
-          </w:rPr>
-          <w:delText xml:space="preserve"> already generally used by movement ecologists. Moreover, our main recommendation is to move away from steps and turns and model location/velocity directly.</w:delText>
-        </w:r>
-      </w:del>
     </w:p>
     <w:p>
       <w:pPr>
@@ -6898,14 +6815,6 @@
     </w:sectPr>
   </w:body>
 </w:document>
-</file>
-
-<file path=word/people.xml><?xml version="1.0" encoding="utf-8"?>
-<w15:people xmlns:wpc="http://schemas.microsoft.com/office/word/2010/wordprocessingCanvas" xmlns:cx="http://schemas.microsoft.com/office/drawing/2014/chartex" xmlns:cx1="http://schemas.microsoft.com/office/drawing/2015/9/8/chartex" xmlns:cx2="http://schemas.microsoft.com/office/drawing/2015/10/21/chartex" xmlns:cx3="http://schemas.microsoft.com/office/drawing/2016/5/9/chartex" xmlns:cx4="http://schemas.microsoft.com/office/drawing/2016/5/10/chartex" xmlns:cx5="http://schemas.microsoft.com/office/drawing/2016/5/11/chartex" xmlns:cx6="http://schemas.microsoft.com/office/drawing/2016/5/12/chartex" xmlns:cx7="http://schemas.microsoft.com/office/drawing/2016/5/13/chartex" xmlns:cx8="http://schemas.microsoft.com/office/drawing/2016/5/14/chartex" xmlns:mc="http://schemas.openxmlformats.org/markup-compatibility/2006" xmlns:aink="http://schemas.microsoft.com/office/drawing/2016/ink" xmlns:am3d="http://schemas.microsoft.com/office/drawing/2017/model3d" xmlns:o="urn:schemas-microsoft-com:office:office" xmlns:oel="http://schemas.microsoft.com/office/2019/extlst" xmlns:r="http://schemas.openxmlformats.org/officeDocument/2006/relationships" xmlns:m="http://schemas.openxmlformats.org/officeDocument/2006/math" xmlns:v="urn:schemas-microsoft-com:vml" xmlns:wp14="http://schemas.microsoft.com/office/word/2010/wordprocessingDrawing" xmlns:wp="http://schemas.openxmlformats.org/drawingml/2006/wordprocessingDrawing" xmlns:w10="urn:schemas-microsoft-com:office:word" xmlns:w="http://schemas.openxmlformats.org/wordprocessingml/2006/main" xmlns:w14="http://schemas.microsoft.com/office/word/2010/wordml" xmlns:w15="http://schemas.microsoft.com/office/word/2012/wordml" xmlns:w16cex="http://schemas.microsoft.com/office/word/2018/wordml/cex" xmlns:w16cid="http://schemas.microsoft.com/office/word/2016/wordml/cid" xmlns:w16="http://schemas.microsoft.com/office/word/2018/wordml" xmlns:w16sdtdh="http://schemas.microsoft.com/office/word/2020/wordml/sdtdatahash" xmlns:w16se="http://schemas.microsoft.com/office/word/2015/wordml/symex" xmlns:wpg="http://schemas.microsoft.com/office/word/2010/wordprocessingGroup" xmlns:wpi="http://schemas.microsoft.com/office/word/2010/wordprocessingInk" xmlns:wne="http://schemas.microsoft.com/office/word/2006/wordml" xmlns:wps="http://schemas.microsoft.com/office/word/2010/wordprocessingShape" mc:Ignorable="w14 w15 w16se w16cid w16 w16cex w16sdtdh wp14">
-  <w15:person w15:author="Brett.McClintock">
-    <w15:presenceInfo w15:providerId="None" w15:userId="Brett.McClintock"/>
-  </w15:person>
-</w15:people>
 </file>
 
 <file path=word/styles.xml><?xml version="1.0" encoding="utf-8"?>
